--- a/Theory Lead (DRAFT).docx
+++ b/Theory Lead (DRAFT).docx
@@ -1467,6 +1467,9 @@
             <m:t>-1</m:t>
           </m:r>
           <m:r>
+            <m:rPr>
+              <m:sty m:val="p"/>
+            </m:rPr>
             <w:br/>
           </m:r>
         </m:oMath>
@@ -2284,7 +2287,7 @@
     <w:p>
       <w:r>
         <w:pict w14:anchorId="5CC34C53">
-          <v:rect id="_x0000_i1089" style="width:0;height:1.5pt" o:hralign="center" o:hrstd="t" o:hr="t" fillcolor="#a0a0a0" stroked="f"/>
+          <v:rect id="_x0000_i1035" style="width:0;height:1.5pt" o:hralign="center" o:hrstd="t" o:hr="t" fillcolor="#a0a0a0" stroked="f"/>
         </w:pict>
       </w:r>
     </w:p>
@@ -2333,7 +2336,7 @@
     <w:p>
       <w:r>
         <w:pict w14:anchorId="4B53F534">
-          <v:rect id="_x0000_i1090" style="width:0;height:1.5pt" o:hralign="center" o:hrstd="t" o:hr="t" fillcolor="#a0a0a0" stroked="f"/>
+          <v:rect id="_x0000_i1036" style="width:0;height:1.5pt" o:hralign="center" o:hrstd="t" o:hr="t" fillcolor="#a0a0a0" stroked="f"/>
         </w:pict>
       </w:r>
     </w:p>
@@ -2359,7 +2362,7 @@
     <w:p>
       <w:r>
         <w:pict w14:anchorId="6EF298B1">
-          <v:rect id="_x0000_i1091" style="width:0;height:1.5pt" o:hralign="center" o:hrstd="t" o:hr="t" fillcolor="#a0a0a0" stroked="f"/>
+          <v:rect id="_x0000_i1037" style="width:0;height:1.5pt" o:hralign="center" o:hrstd="t" o:hr="t" fillcolor="#a0a0a0" stroked="f"/>
         </w:pict>
       </w:r>
     </w:p>
@@ -2463,6 +2466,9 @@
             </m:sup>
           </m:sSup>
           <m:r>
+            <m:rPr>
+              <m:sty m:val="p"/>
+            </m:rPr>
             <w:br/>
           </m:r>
         </m:oMath>
@@ -2479,6 +2485,12 @@
       </w:r>
     </w:p>
     <w:p>
+      <w:pPr>
+        <w:rPr>
+          <w:rFonts w:asciiTheme="minorHAnsi" w:hAnsiTheme="minorHAnsi" w:cs="Segoe UI Symbol"/>
+          <w:lang w:val="ru-RU"/>
+        </w:rPr>
+      </w:pPr>
       <w:r>
         <w:t xml:space="preserve">Multiply them together — done </w:t>
       </w:r>
@@ -2492,7 +2504,298 @@
     <w:p>
       <w:pPr>
         <w:rPr>
-          <w:lang w:val="en-US"/>
+          <w:rFonts w:asciiTheme="minorHAnsi" w:hAnsiTheme="minorHAnsi"/>
+        </w:rPr>
+      </w:pPr>
+      <w:r>
+        <w:rPr>
+          <w:rFonts w:asciiTheme="minorHAnsi" w:hAnsiTheme="minorHAnsi"/>
+        </w:rPr>
+        <w:pict w14:anchorId="48452C16">
+          <v:rect id="_x0000_i1050" style="width:0;height:1.5pt" o:hralign="center" o:hrstd="t" o:hrnoshade="t" o:hr="t" fillcolor="gray" stroked="f"/>
+        </w:pict>
+      </w:r>
+    </w:p>
+    <w:p>
+      <w:pPr>
+        <w:rPr>
+          <w:rFonts w:asciiTheme="minorHAnsi" w:hAnsiTheme="minorHAnsi"/>
+          <w:b/>
+          <w:bCs/>
+        </w:rPr>
+      </w:pPr>
+      <w:r>
+        <w:rPr>
+          <w:rFonts w:asciiTheme="minorHAnsi" w:hAnsiTheme="minorHAnsi"/>
+          <w:b/>
+          <w:bCs/>
+        </w:rPr>
+        <w:t>Задача 3 — Как котируют валютную улыбку (FX Smile)</w:t>
+      </w:r>
+    </w:p>
+    <w:p>
+      <w:pPr>
+        <w:rPr>
+          <w:rFonts w:asciiTheme="minorHAnsi" w:hAnsiTheme="minorHAnsi"/>
+          <w:b/>
+          <w:bCs/>
+        </w:rPr>
+      </w:pPr>
+      <w:r>
+        <w:rPr>
+          <w:rFonts w:asciiTheme="minorHAnsi" w:hAnsiTheme="minorHAnsi"/>
+          <w:b/>
+          <w:bCs/>
+        </w:rPr>
+        <w:t>Почему Дельта, а не Страйк?</w:t>
+      </w:r>
+    </w:p>
+    <w:p>
+      <w:pPr>
+        <w:rPr>
+          <w:rFonts w:asciiTheme="minorHAnsi" w:hAnsiTheme="minorHAnsi"/>
+        </w:rPr>
+      </w:pPr>
+      <w:r>
+        <w:rPr>
+          <w:rFonts w:asciiTheme="minorHAnsi" w:hAnsiTheme="minorHAnsi"/>
+        </w:rPr>
+        <w:t xml:space="preserve">На рынке акций все привыкли к цене страйк ($K$), но в валюте (FX) так не делают. Тут опционы котируют через </w:t>
+      </w:r>
+      <w:r>
+        <w:rPr>
+          <w:rFonts w:asciiTheme="minorHAnsi" w:hAnsiTheme="minorHAnsi"/>
+          <w:b/>
+          <w:bCs/>
+        </w:rPr>
+        <w:t>Дельту</w:t>
+      </w:r>
+      <w:r>
+        <w:rPr>
+          <w:rFonts w:asciiTheme="minorHAnsi" w:hAnsiTheme="minorHAnsi"/>
+        </w:rPr>
+        <w:t>. Дельта — это просто показатель того, насколько цена опциона дергается при изменении курса валюты (спота). По формуле Гармана-Кольхагена (1983) для колл-опциона это выглядит так:</w:t>
+      </w:r>
+    </w:p>
+    <w:p>
+      <w:pPr>
+        <w:rPr>
+          <w:rFonts w:asciiTheme="minorHAnsi" w:hAnsiTheme="minorHAnsi"/>
+        </w:rPr>
+      </w:pPr>
+      <w:r>
+        <w:rPr>
+          <w:rFonts w:asciiTheme="minorHAnsi" w:hAnsiTheme="minorHAnsi"/>
+        </w:rPr>
+        <w:t>$$\Delta_{call} = e^{-r_f T} N(d_1)$$</w:t>
+      </w:r>
+    </w:p>
+    <w:p>
+      <w:pPr>
+        <w:rPr>
+          <w:rFonts w:asciiTheme="minorHAnsi" w:hAnsiTheme="minorHAnsi"/>
+        </w:rPr>
+      </w:pPr>
+      <w:r>
+        <w:rPr>
+          <w:rFonts w:asciiTheme="minorHAnsi" w:hAnsiTheme="minorHAnsi"/>
+        </w:rPr>
+        <w:t>Зачем это нужно? Всё просто: Дельта универсальна. Она позволяет сравнивать опционы с разными сроками и при разном курсе валют, не пересчитывая страйки каждый раз. Это тупо удобнее для торговли.</w:t>
+      </w:r>
+    </w:p>
+    <w:p>
+      <w:pPr>
+        <w:rPr>
+          <w:rFonts w:asciiTheme="minorHAnsi" w:hAnsiTheme="minorHAnsi"/>
+        </w:rPr>
+      </w:pPr>
+      <w:r>
+        <w:rPr>
+          <w:rFonts w:asciiTheme="minorHAnsi" w:hAnsiTheme="minorHAnsi"/>
+        </w:rPr>
+        <w:lastRenderedPageBreak/>
+        <w:pict w14:anchorId="20B930D2">
+          <v:rect id="_x0000_i1051" style="width:0;height:1.5pt" o:hralign="center" o:hrstd="t" o:hrnoshade="t" o:hr="t" fillcolor="gray" stroked="f"/>
+        </w:pict>
+      </w:r>
+    </w:p>
+    <w:p>
+      <w:pPr>
+        <w:rPr>
+          <w:rFonts w:asciiTheme="minorHAnsi" w:hAnsiTheme="minorHAnsi"/>
+          <w:b/>
+          <w:bCs/>
+        </w:rPr>
+      </w:pPr>
+      <w:r>
+        <w:rPr>
+          <w:rFonts w:asciiTheme="minorHAnsi" w:hAnsiTheme="minorHAnsi"/>
+          <w:b/>
+          <w:bCs/>
+        </w:rPr>
+        <w:t>Три главные котировки, на которых держится рынок</w:t>
+      </w:r>
+    </w:p>
+    <w:p>
+      <w:pPr>
+        <w:rPr>
+          <w:rFonts w:asciiTheme="minorHAnsi" w:hAnsiTheme="minorHAnsi"/>
+        </w:rPr>
+      </w:pPr>
+      <w:r>
+        <w:rPr>
+          <w:rFonts w:asciiTheme="minorHAnsi" w:hAnsiTheme="minorHAnsi"/>
+        </w:rPr>
+        <w:t>Весь рынок FX смотрит на три параметра, чтобы понять, куда гнется «улыбка» волатильности:</w:t>
+      </w:r>
+    </w:p>
+    <w:p>
+      <w:pPr>
+        <w:rPr>
+          <w:rFonts w:asciiTheme="minorHAnsi" w:hAnsiTheme="minorHAnsi"/>
+        </w:rPr>
+      </w:pPr>
+      <w:r>
+        <w:rPr>
+          <w:rFonts w:asciiTheme="minorHAnsi" w:hAnsiTheme="minorHAnsi"/>
+          <w:b/>
+          <w:bCs/>
+        </w:rPr>
+        <w:t>1. ATM-DN Стэддл (Центр)</w:t>
+      </w:r>
+    </w:p>
+    <w:p>
+      <w:pPr>
+        <w:rPr>
+          <w:rFonts w:asciiTheme="minorHAnsi" w:hAnsiTheme="minorHAnsi"/>
+        </w:rPr>
+      </w:pPr>
+      <w:r>
+        <w:rPr>
+          <w:rFonts w:asciiTheme="minorHAnsi" w:hAnsiTheme="minorHAnsi"/>
+        </w:rPr>
+        <w:t>Это «середина» улыбки. Страйк подбирается так, чтобы дельта колла и дельта пута друг друга обнулили (дельта-нейтральность). Волатильность здесь — это база, $\sigma_{ATM}$.</w:t>
+      </w:r>
+    </w:p>
+    <w:p>
+      <w:pPr>
+        <w:rPr>
+          <w:rFonts w:asciiTheme="minorHAnsi" w:hAnsiTheme="minorHAnsi"/>
+        </w:rPr>
+      </w:pPr>
+      <w:r>
+        <w:rPr>
+          <w:rFonts w:asciiTheme="minorHAnsi" w:hAnsiTheme="minorHAnsi"/>
+          <w:b/>
+          <w:bCs/>
+        </w:rPr>
+        <w:t>2. 25Δ Риск-реверсал (Перекос)</w:t>
+      </w:r>
+    </w:p>
+    <w:p>
+      <w:pPr>
+        <w:rPr>
+          <w:rFonts w:asciiTheme="minorHAnsi" w:hAnsiTheme="minorHAnsi"/>
+        </w:rPr>
+      </w:pPr>
+      <w:r>
+        <w:rPr>
+          <w:rFonts w:asciiTheme="minorHAnsi" w:hAnsiTheme="minorHAnsi"/>
+        </w:rPr>
+        <w:t>Эта штука показывает, в какую сторону перекошена улыбка (асимметрия):</w:t>
+      </w:r>
+    </w:p>
+    <w:p>
+      <w:pPr>
+        <w:rPr>
+          <w:rFonts w:asciiTheme="minorHAnsi" w:hAnsiTheme="minorHAnsi"/>
+        </w:rPr>
+      </w:pPr>
+      <w:r>
+        <w:rPr>
+          <w:rFonts w:asciiTheme="minorHAnsi" w:hAnsiTheme="minorHAnsi"/>
+        </w:rPr>
+        <w:t>$$RR_{25} = \sigma_{25\Delta\,call} - \sigma_{25\Delta\,put}$$</w:t>
+      </w:r>
+    </w:p>
+    <w:p>
+      <w:pPr>
+        <w:rPr>
+          <w:rFonts w:asciiTheme="minorHAnsi" w:hAnsiTheme="minorHAnsi"/>
+        </w:rPr>
+      </w:pPr>
+      <w:r>
+        <w:rPr>
+          <w:rFonts w:asciiTheme="minorHAnsi" w:hAnsiTheme="minorHAnsi"/>
+        </w:rPr>
+        <w:t>По Карру и Ву (2007): если RR в плюсе, рынок ждет роста курса. Если в минусе — ждет падения. В акциях всё обычно падает, а в валюте может лететь в обе стороны, поэтому RR тут очень важен.</w:t>
+      </w:r>
+    </w:p>
+    <w:p>
+      <w:pPr>
+        <w:rPr>
+          <w:rFonts w:asciiTheme="minorHAnsi" w:hAnsiTheme="minorHAnsi"/>
+        </w:rPr>
+      </w:pPr>
+      <w:r>
+        <w:rPr>
+          <w:rFonts w:asciiTheme="minorHAnsi" w:hAnsiTheme="minorHAnsi"/>
+          <w:b/>
+          <w:bCs/>
+        </w:rPr>
+        <w:t>3. 25Δ Баттерфляй (Крылья)</w:t>
+      </w:r>
+    </w:p>
+    <w:p>
+      <w:pPr>
+        <w:rPr>
+          <w:rFonts w:asciiTheme="minorHAnsi" w:hAnsiTheme="minorHAnsi"/>
+        </w:rPr>
+      </w:pPr>
+      <w:r>
+        <w:rPr>
+          <w:rFonts w:asciiTheme="minorHAnsi" w:hAnsiTheme="minorHAnsi"/>
+        </w:rPr>
+        <w:t>Показывает, насколько задраны края улыбки относительно центра:</w:t>
+      </w:r>
+    </w:p>
+    <w:p>
+      <w:pPr>
+        <w:rPr>
+          <w:rFonts w:asciiTheme="minorHAnsi" w:hAnsiTheme="minorHAnsi"/>
+        </w:rPr>
+      </w:pPr>
+      <w:r>
+        <w:rPr>
+          <w:rFonts w:asciiTheme="minorHAnsi" w:hAnsiTheme="minorHAnsi"/>
+        </w:rPr>
+        <w:t>$$BF_{25} = \frac{\sigma_{25\Delta\,call} + \sigma_{25\Delta\,put}}{2} - \sigma_{ATM}$$</w:t>
+      </w:r>
+    </w:p>
+    <w:p>
+      <w:pPr>
+        <w:rPr>
+          <w:rFonts w:asciiTheme="minorHAnsi" w:hAnsiTheme="minorHAnsi"/>
+        </w:rPr>
+      </w:pPr>
+      <w:r>
+        <w:rPr>
+          <w:rFonts w:asciiTheme="minorHAnsi" w:hAnsiTheme="minorHAnsi"/>
+        </w:rPr>
+        <w:t>Если баттерфляй высокий — значит, рынок ждет резких и сильных движений («толстые хвосты»). В нашей модели Бейтса за эту выпуклость как раз отвечают скачки (jumps).</w:t>
+      </w:r>
+    </w:p>
+    <w:p>
+      <w:pPr>
+        <w:rPr>
+          <w:rFonts w:asciiTheme="minorHAnsi" w:hAnsiTheme="minorHAnsi"/>
+        </w:rPr>
+      </w:pPr>
+    </w:p>
+    <w:p>
+      <w:pPr>
+        <w:rPr>
+          <w:lang w:val="ru-RU"/>
         </w:rPr>
       </w:pPr>
     </w:p>
